--- a/hin/docx/025.content.docx
+++ b/hin/docx/025.content.docx
@@ -166,26 +166,6 @@
       </w:r>
       <w:r>
         <w:rPr>
-          <w:i/>
-          <w:lang w:val="hi_IN" w:bidi="hi_IN"/>
-        </w:rPr>
-        <w:t>घंटी, घड़ा, घड़ी, घड़ी, घमण्ड, घमण्ड, घर, घराना, घात, घाव, घाव की पपड़ी, घास, घुड़सवार सेना, घूस और घूस लेना, घृणित पर्वत, घेराबंदी, घोंघे, घोड़ा, घोड़ा, घोड़ा मक्खी, घोड़ाफाटक, घोषणा</w:t>
-      </w:r>
-      <w:r>
-        <w:rPr>
-          <w:lang w:val="hi_IN" w:bidi="hi_IN"/>
-        </w:rPr>
-      </w:r>
-    </w:p>
-    <w:p>
-      <w:pPr/>
-      <w:r>
-        <w:rPr>
-          <w:lang w:val="hi_IN" w:bidi="hi_IN"/>
-        </w:rPr>
-      </w:r>
-      <w:r>
-        <w:rPr>
           <w:lang w:val="hi_IN" w:bidi="hi_IN"/>
         </w:rPr>
         <w:t xml:space="preserve"> </w:t>
@@ -1147,7 +1127,7 @@
         <w:rPr>
           <w:lang w:val="hi_IN" w:bidi="hi_IN"/>
         </w:rPr>
-        <w:t>, यह रब्बी के दृष्टिकोण के विपरीत है, जिसमें दुखों में गौरव करने के बारे में पौलुस का दृष्टिकोण है। पौलुस का मानना ​​था कि उसके दुख परमेश्वर की शक्ति और भविष्य के लिए उसकी आशा की ओर इशारा करते हैं।</w:t>
+        <w:t xml:space="preserve"> में, पौलुस दुख को फिर से परिभाषित करते हैं, इसे आत्म-विश्वास का आधार नहीं, बल्कि परमेश्वर की शक्ति के काम करने के सबूत और भविष्य के लिए आशा के स्रोत के रूप में बताते हैं।</w:t>
       </w:r>
     </w:p>
     <w:p>

--- a/hin/docx/025.content.docx
+++ b/hin/docx/025.content.docx
@@ -19,7 +19,7 @@
         <w:rPr>
           <w:lang w:val="hi_IN" w:bidi="hi_IN"/>
         </w:rPr>
-        <w:t>Resource: बाइबल कोश (टिंडेल)</w:t>
+        <w:t>Resource: Tyndale Open Bible Dictionary</w:t>
       </w:r>
       <w:r>
         <w:rPr>
@@ -112,7 +112,7 @@
         <w:rPr>
           <w:lang w:val="hi_IN" w:bidi="hi_IN"/>
         </w:rPr>
-        <w:t>बाइबल कोश (टिंडेल)</w:t>
+        <w:t>Tyndale Open Bible Dictionary</w:t>
       </w:r>
     </w:p>
     <w:p>

--- a/hin/docx/025.content.docx
+++ b/hin/docx/025.content.docx
@@ -19,7 +19,7 @@
         <w:rPr>
           <w:lang w:val="hi_IN" w:bidi="hi_IN"/>
         </w:rPr>
-        <w:t>Resource: Tyndale Open Bible Dictionary</w:t>
+        <w:t>Resource: Aquifer Open Bible Dictionary</w:t>
       </w:r>
       <w:r>
         <w:rPr>
@@ -112,7 +112,7 @@
         <w:rPr>
           <w:lang w:val="hi_IN" w:bidi="hi_IN"/>
         </w:rPr>
-        <w:t>Tyndale Open Bible Dictionary</w:t>
+        <w:t>Aquifer Open Bible Dictionary</w:t>
       </w:r>
     </w:p>
     <w:p>
